--- a/Coding 1 - year/Unit 2 - Variables, Data Types & Expressions/Daily Lesson Plans/Word/Day 29.docx
+++ b/Coding 1 - year/Unit 2 - Variables, Data Types & Expressions/Daily Lesson Plans/Word/Day 29.docx
@@ -50,12 +50,15 @@
               </w:rPr>
               <w:t xml:space="preserve">Coding I — Full Year</w:t>
             </w:r>
-          </w:p>
-          <w:p>
-            <w:pPr>
-              <w:spacing w:before="40"/>
-              <w:jc w:val="center"/>
-            </w:pPr>
+            <w:r>
+              <w:rPr>
+                <w:rFonts w:ascii="Arial" w:cs="Arial" w:eastAsia="Arial" w:hAnsi="Arial"/>
+                <w:sz w:val="16"/>
+                <w:szCs w:val="16"/>
+              </w:rPr>
+              <w:br/>
+              <w:t xml:space="preserve"/>
+            </w:r>
             <w:r>
               <w:rPr>
                 <w:rFonts w:ascii="Arial" w:cs="Arial" w:eastAsia="Arial" w:hAnsi="Arial"/>
@@ -83,7 +86,7 @@
           <w:rFonts w:ascii="Arial" w:cs="Arial" w:eastAsia="Arial" w:hAnsi="Arial"/>
           <w:b/>
           <w:bCs/>
-          <w:color w:val="1F3864"/>
+          <w:color w:val="2B5797"/>
           <w:sz w:val="32"/>
           <w:szCs w:val="32"/>
         </w:rPr>
@@ -261,9 +264,9 @@
               <w:right w:val="single" w:color="CCCCCC" w:sz="1"/>
             </w:tcBorders>
             <w:tcMar>
-              <w:top w:type="dxa" w:w="60"/>
+              <w:top w:type="dxa" w:w="80"/>
               <w:left w:type="dxa" w:w="120"/>
-              <w:bottom w:type="dxa" w:w="60"/>
+              <w:bottom w:type="dxa" w:w="80"/>
               <w:right w:type="dxa" w:w="120"/>
             </w:tcMar>
           </w:tcPr>
@@ -290,20 +293,213 @@
               <w:right w:val="single" w:color="CCCCCC" w:sz="1"/>
             </w:tcBorders>
             <w:tcMar>
-              <w:top w:type="dxa" w:w="60"/>
+              <w:top w:type="dxa" w:w="80"/>
               <w:left w:type="dxa" w:w="120"/>
-              <w:bottom w:type="dxa" w:w="60"/>
+              <w:bottom w:type="dxa" w:w="80"/>
               <w:right w:type="dxa" w:w="120"/>
             </w:tcMar>
           </w:tcPr>
           <w:p>
-            <w:r>
-              <w:rPr>
-                <w:rFonts w:ascii="Arial" w:cs="Arial" w:eastAsia="Arial" w:hAnsi="Arial"/>
-                <w:sz w:val="20"/>
-                <w:szCs w:val="20"/>
+            <w:pPr>
+              <w:spacing w:after="80" w:before="80"/>
+            </w:pPr>
+            <w:r>
+              <w:rPr>
+                <w:rFonts w:ascii="Arial" w:cs="Arial" w:eastAsia="Arial" w:hAnsi="Arial"/>
+                <w:b/>
+                <w:bCs/>
+                <w:i w:val="false"/>
+                <w:iCs w:val="false"/>
+                <w:color w:val="000000"/>
+                <w:sz w:val="22"/>
+                <w:szCs w:val="22"/>
               </w:rPr>
               <w:t xml:space="preserve">Bell Ringer / Review</w:t>
+            </w:r>
+            <w:r>
+              <w:rPr>
+                <w:rFonts w:ascii="Arial" w:cs="Arial" w:eastAsia="Arial" w:hAnsi="Arial"/>
+                <w:sz w:val="20"/>
+                <w:szCs w:val="20"/>
+              </w:rPr>
+              <w:br/>
+              <w:t xml:space="preserve"/>
+            </w:r>
+            <w:r>
+              <w:rPr>
+                <w:rFonts w:ascii="Arial" w:cs="Arial" w:eastAsia="Arial" w:hAnsi="Arial"/>
+                <w:sz w:val="20"/>
+                <w:szCs w:val="20"/>
+              </w:rPr>
+              <w:br/>
+              <w:t xml:space="preserve"/>
+            </w:r>
+            <w:r>
+              <w:rPr>
+                <w:rFonts w:ascii="Arial" w:cs="Arial" w:eastAsia="Arial" w:hAnsi="Arial"/>
+                <w:b/>
+                <w:bCs/>
+                <w:i w:val="false"/>
+                <w:iCs w:val="false"/>
+                <w:color w:val="000000"/>
+                <w:sz w:val="20"/>
+                <w:szCs w:val="20"/>
+              </w:rPr>
+              <w:t xml:space="preserve">Quick Write </w:t>
+            </w:r>
+            <w:r>
+              <w:rPr>
+                <w:rFonts w:ascii="Arial" w:cs="Arial" w:eastAsia="Arial" w:hAnsi="Arial"/>
+                <w:b w:val="false"/>
+                <w:bCs w:val="false"/>
+                <w:i w:val="false"/>
+                <w:iCs w:val="false"/>
+                <w:color w:val="000000"/>
+                <w:sz w:val="20"/>
+                <w:szCs w:val="20"/>
+              </w:rPr>
+              <w:t xml:space="preserve">(3 min — written or verbal):</w:t>
+            </w:r>
+            <w:r>
+              <w:rPr>
+                <w:rFonts w:ascii="Arial" w:cs="Arial" w:eastAsia="Arial" w:hAnsi="Arial"/>
+                <w:sz w:val="20"/>
+                <w:szCs w:val="20"/>
+              </w:rPr>
+              <w:br/>
+              <w:t xml:space="preserve"/>
+            </w:r>
+            <w:r>
+              <w:rPr>
+                <w:rFonts w:ascii="Arial" w:cs="Arial" w:eastAsia="Arial" w:hAnsi="Arial"/>
+                <w:b w:val="false"/>
+                <w:bCs w:val="false"/>
+                <w:i w:val="false"/>
+                <w:iCs w:val="false"/>
+                <w:color w:val="000000"/>
+                <w:sz w:val="20"/>
+                <w:szCs w:val="20"/>
+              </w:rPr>
+              <w:t xml:space="preserve">    In your own words: Import and use the math module to perform advanced mathematical operations?</w:t>
+            </w:r>
+            <w:r>
+              <w:rPr>
+                <w:rFonts w:ascii="Arial" w:cs="Arial" w:eastAsia="Arial" w:hAnsi="Arial"/>
+                <w:sz w:val="20"/>
+                <w:szCs w:val="20"/>
+              </w:rPr>
+              <w:br/>
+              <w:t xml:space="preserve"/>
+            </w:r>
+            <w:r>
+              <w:rPr>
+                <w:rFonts w:ascii="Arial" w:cs="Arial" w:eastAsia="Arial" w:hAnsi="Arial"/>
+                <w:sz w:val="20"/>
+                <w:szCs w:val="20"/>
+              </w:rPr>
+              <w:br/>
+              <w:t xml:space="preserve"/>
+            </w:r>
+            <w:r>
+              <w:rPr>
+                <w:rFonts w:ascii="Arial" w:cs="Arial" w:eastAsia="Arial" w:hAnsi="Arial"/>
+                <w:b/>
+                <w:bCs/>
+                <w:i w:val="false"/>
+                <w:iCs w:val="false"/>
+                <w:color w:val="000000"/>
+                <w:sz w:val="20"/>
+                <w:szCs w:val="20"/>
+              </w:rPr>
+              <w:t xml:space="preserve">Vocabulary Preview — </w:t>
+            </w:r>
+            <w:r>
+              <w:rPr>
+                <w:rFonts w:ascii="Arial" w:cs="Arial" w:eastAsia="Arial" w:hAnsi="Arial"/>
+                <w:b w:val="false"/>
+                <w:bCs w:val="false"/>
+                <w:i w:val="false"/>
+                <w:iCs w:val="false"/>
+                <w:color w:val="000000"/>
+                <w:sz w:val="20"/>
+                <w:szCs w:val="20"/>
+              </w:rPr>
+              <w:t xml:space="preserve">terms we'll use today:</w:t>
+            </w:r>
+            <w:r>
+              <w:rPr>
+                <w:rFonts w:ascii="Arial" w:cs="Arial" w:eastAsia="Arial" w:hAnsi="Arial"/>
+                <w:sz w:val="20"/>
+                <w:szCs w:val="20"/>
+              </w:rPr>
+              <w:br/>
+              <w:t xml:space="preserve"/>
+            </w:r>
+            <w:r>
+              <w:rPr>
+                <w:rFonts w:ascii="Arial" w:cs="Arial" w:eastAsia="Arial" w:hAnsi="Arial"/>
+                <w:b w:val="false"/>
+                <w:bCs w:val="false"/>
+                <w:i w:val="false"/>
+                <w:iCs w:val="false"/>
+                <w:color w:val="000000"/>
+                <w:sz w:val="20"/>
+                <w:szCs w:val="20"/>
+              </w:rPr>
+              <w:t xml:space="preserve">    • math module   •   `import math`   •   Common math functions   •   Math constants   •   Important</w:t>
+            </w:r>
+            <w:r>
+              <w:rPr>
+                <w:rFonts w:ascii="Arial" w:cs="Arial" w:eastAsia="Arial" w:hAnsi="Arial"/>
+                <w:sz w:val="20"/>
+                <w:szCs w:val="20"/>
+              </w:rPr>
+              <w:br/>
+              <w:t xml:space="preserve"/>
+            </w:r>
+            <w:r>
+              <w:rPr>
+                <w:rFonts w:ascii="Arial" w:cs="Arial" w:eastAsia="Arial" w:hAnsi="Arial"/>
+                <w:sz w:val="20"/>
+                <w:szCs w:val="20"/>
+              </w:rPr>
+              <w:br/>
+              <w:t xml:space="preserve"/>
+            </w:r>
+            <w:r>
+              <w:rPr>
+                <w:rFonts w:ascii="Arial" w:cs="Arial" w:eastAsia="Arial" w:hAnsi="Arial"/>
+                <w:b w:val="false"/>
+                <w:bCs w:val="false"/>
+                <w:i/>
+                <w:iCs/>
+                <w:color w:val="444444"/>
+                <w:sz w:val="20"/>
+                <w:szCs w:val="20"/>
+              </w:rPr>
+              <w:t xml:space="preserve">Today's Goal: By the end of class you will be able to import and use the math module to perform advanced mathematical operations.</w:t>
+            </w:r>
+            <w:r>
+              <w:rPr>
+                <w:rFonts w:ascii="Arial" w:cs="Arial" w:eastAsia="Arial" w:hAnsi="Arial"/>
+                <w:sz w:val="20"/>
+                <w:szCs w:val="20"/>
+              </w:rPr>
+              <w:br/>
+              <w:t xml:space="preserve"/>
+            </w:r>
+            <w:r>
+              <w:rPr>
+                <w:rFonts w:ascii="Arial" w:cs="Arial" w:eastAsia="Arial" w:hAnsi="Arial"/>
+                <w:b w:val="false"/>
+                <w:bCs w:val="false"/>
+                <w:i/>
+                <w:iCs/>
+                <w:color w:val="555555"/>
+                <w:sz w:val="20"/>
+                <w:szCs w:val="20"/>
+              </w:rPr>
+              <w:t xml:space="preserve">→ Pair-share your response, then 2–3 students share with the class.</w:t>
             </w:r>
           </w:p>
         </w:tc>
@@ -319,9 +515,9 @@
               <w:right w:val="single" w:color="CCCCCC" w:sz="1"/>
             </w:tcBorders>
             <w:tcMar>
-              <w:top w:type="dxa" w:w="60"/>
+              <w:top w:type="dxa" w:w="80"/>
               <w:left w:type="dxa" w:w="120"/>
-              <w:bottom w:type="dxa" w:w="60"/>
+              <w:bottom w:type="dxa" w:w="80"/>
               <w:right w:type="dxa" w:w="120"/>
             </w:tcMar>
           </w:tcPr>
@@ -348,20 +544,446 @@
               <w:right w:val="single" w:color="CCCCCC" w:sz="1"/>
             </w:tcBorders>
             <w:tcMar>
-              <w:top w:type="dxa" w:w="60"/>
+              <w:top w:type="dxa" w:w="80"/>
               <w:left w:type="dxa" w:w="120"/>
-              <w:bottom w:type="dxa" w:w="60"/>
+              <w:bottom w:type="dxa" w:w="80"/>
               <w:right w:type="dxa" w:w="120"/>
             </w:tcMar>
           </w:tcPr>
           <w:p>
-            <w:r>
-              <w:rPr>
-                <w:rFonts w:ascii="Arial" w:cs="Arial" w:eastAsia="Arial" w:hAnsi="Arial"/>
-                <w:sz w:val="20"/>
-                <w:szCs w:val="20"/>
-              </w:rPr>
-              <w:t xml:space="preserve">Mini Lesson: The Math Module — import math, math.sqrt(), math.pi, math.ceil/floor</w:t>
+            <w:pPr>
+              <w:spacing w:after="80" w:before="80"/>
+            </w:pPr>
+            <w:r>
+              <w:rPr>
+                <w:rFonts w:ascii="Arial" w:cs="Arial" w:eastAsia="Arial" w:hAnsi="Arial"/>
+                <w:b/>
+                <w:bCs/>
+                <w:i w:val="false"/>
+                <w:iCs w:val="false"/>
+                <w:color w:val="000000"/>
+                <w:sz w:val="22"/>
+                <w:szCs w:val="22"/>
+              </w:rPr>
+              <w:t xml:space="preserve">Mini Lesson: </w:t>
+            </w:r>
+            <w:r>
+              <w:rPr>
+                <w:rFonts w:ascii="Arial" w:cs="Arial" w:eastAsia="Arial" w:hAnsi="Arial"/>
+                <w:b w:val="false"/>
+                <w:bCs w:val="false"/>
+                <w:i w:val="false"/>
+                <w:iCs w:val="false"/>
+                <w:color w:val="000000"/>
+                <w:sz w:val="22"/>
+                <w:szCs w:val="22"/>
+              </w:rPr>
+              <w:t xml:space="preserve">The Math Module — import math, math.sqrt(), math.pi, math.ceil/floor</w:t>
+            </w:r>
+            <w:r>
+              <w:rPr>
+                <w:rFonts w:ascii="Arial" w:cs="Arial" w:eastAsia="Arial" w:hAnsi="Arial"/>
+                <w:sz w:val="20"/>
+                <w:szCs w:val="20"/>
+              </w:rPr>
+              <w:br/>
+              <w:t xml:space="preserve"/>
+            </w:r>
+            <w:r>
+              <w:rPr>
+                <w:rFonts w:ascii="Arial" w:cs="Arial" w:eastAsia="Arial" w:hAnsi="Arial"/>
+                <w:sz w:val="20"/>
+                <w:szCs w:val="20"/>
+              </w:rPr>
+              <w:br/>
+              <w:t xml:space="preserve"/>
+            </w:r>
+            <w:r>
+              <w:rPr>
+                <w:rFonts w:ascii="Arial" w:cs="Arial" w:eastAsia="Arial" w:hAnsi="Arial"/>
+                <w:b/>
+                <w:bCs/>
+                <w:i/>
+                <w:iCs/>
+                <w:color w:val="000000"/>
+                <w:sz w:val="20"/>
+                <w:szCs w:val="20"/>
+              </w:rPr>
+              <w:t xml:space="preserve">Learning Target: </w:t>
+            </w:r>
+            <w:r>
+              <w:rPr>
+                <w:rFonts w:ascii="Arial" w:cs="Arial" w:eastAsia="Arial" w:hAnsi="Arial"/>
+                <w:b w:val="false"/>
+                <w:bCs w:val="false"/>
+                <w:i/>
+                <w:iCs/>
+                <w:color w:val="333333"/>
+                <w:sz w:val="20"/>
+                <w:szCs w:val="20"/>
+              </w:rPr>
+              <w:t xml:space="preserve">I can import and use the math module to perform advanced mathematical operations.</w:t>
+            </w:r>
+            <w:r>
+              <w:rPr>
+                <w:rFonts w:ascii="Arial" w:cs="Arial" w:eastAsia="Arial" w:hAnsi="Arial"/>
+                <w:sz w:val="20"/>
+                <w:szCs w:val="20"/>
+              </w:rPr>
+              <w:br/>
+              <w:t xml:space="preserve"/>
+            </w:r>
+            <w:r>
+              <w:rPr>
+                <w:rFonts w:ascii="Arial" w:cs="Arial" w:eastAsia="Arial" w:hAnsi="Arial"/>
+                <w:sz w:val="20"/>
+                <w:szCs w:val="20"/>
+              </w:rPr>
+              <w:br/>
+              <w:t xml:space="preserve"/>
+            </w:r>
+            <w:r>
+              <w:rPr>
+                <w:rFonts w:ascii="Arial" w:cs="Arial" w:eastAsia="Arial" w:hAnsi="Arial"/>
+                <w:b w:val="false"/>
+                <w:bCs w:val="false"/>
+                <w:i w:val="false"/>
+                <w:iCs w:val="false"/>
+                <w:color w:val="000000"/>
+                <w:sz w:val="20"/>
+                <w:szCs w:val="20"/>
+              </w:rPr>
+              <w:t xml:space="preserve">The math module provides mathematical functions and constants that aren't built into Python by default. You access it using the import statement.</w:t>
+            </w:r>
+            <w:r>
+              <w:rPr>
+                <w:rFonts w:ascii="Arial" w:cs="Arial" w:eastAsia="Arial" w:hAnsi="Arial"/>
+                <w:sz w:val="20"/>
+                <w:szCs w:val="20"/>
+              </w:rPr>
+              <w:br/>
+              <w:t xml:space="preserve"/>
+            </w:r>
+            <w:r>
+              <w:rPr>
+                <w:rFonts w:ascii="Arial" w:cs="Arial" w:eastAsia="Arial" w:hAnsi="Arial"/>
+                <w:b w:val="false"/>
+                <w:bCs w:val="false"/>
+                <w:i w:val="false"/>
+                <w:iCs w:val="false"/>
+                <w:color w:val="000000"/>
+                <w:sz w:val="20"/>
+                <w:szCs w:val="20"/>
+              </w:rPr>
+              <w:t xml:space="preserve">import math loads the math module. Then use dot notation: math.sqrt(), math.pi, etc.</w:t>
+            </w:r>
+            <w:r>
+              <w:rPr>
+                <w:rFonts w:ascii="Arial" w:cs="Arial" w:eastAsia="Arial" w:hAnsi="Arial"/>
+                <w:sz w:val="20"/>
+                <w:szCs w:val="20"/>
+              </w:rPr>
+              <w:br/>
+              <w:t xml:space="preserve"/>
+            </w:r>
+            <w:r>
+              <w:rPr>
+                <w:rFonts w:ascii="Arial" w:cs="Arial" w:eastAsia="Arial" w:hAnsi="Arial"/>
+                <w:sz w:val="20"/>
+                <w:szCs w:val="20"/>
+              </w:rPr>
+              <w:br/>
+              <w:t xml:space="preserve"/>
+            </w:r>
+            <w:r>
+              <w:rPr>
+                <w:rFonts w:ascii="Arial" w:cs="Arial" w:eastAsia="Arial" w:hAnsi="Arial"/>
+                <w:b/>
+                <w:bCs/>
+                <w:i w:val="false"/>
+                <w:iCs w:val="false"/>
+                <w:color w:val="000000"/>
+                <w:sz w:val="20"/>
+                <w:szCs w:val="20"/>
+              </w:rPr>
+              <w:t xml:space="preserve">Key Concepts:</w:t>
+            </w:r>
+            <w:r>
+              <w:rPr>
+                <w:rFonts w:ascii="Arial" w:cs="Arial" w:eastAsia="Arial" w:hAnsi="Arial"/>
+                <w:sz w:val="20"/>
+                <w:szCs w:val="20"/>
+              </w:rPr>
+              <w:br/>
+              <w:t xml:space="preserve"/>
+            </w:r>
+            <w:r>
+              <w:rPr>
+                <w:rFonts w:ascii="Arial" w:cs="Arial" w:eastAsia="Arial" w:hAnsi="Arial"/>
+                <w:b w:val="false"/>
+                <w:bCs w:val="false"/>
+                <w:i w:val="false"/>
+                <w:iCs w:val="false"/>
+                <w:color w:val="000000"/>
+                <w:sz w:val="20"/>
+                <w:szCs w:val="20"/>
+              </w:rPr>
+              <w:t xml:space="preserve">    • math.sqrt(x) : square root</w:t>
+            </w:r>
+            <w:r>
+              <w:rPr>
+                <w:rFonts w:ascii="Arial" w:cs="Arial" w:eastAsia="Arial" w:hAnsi="Arial"/>
+                <w:sz w:val="20"/>
+                <w:szCs w:val="20"/>
+              </w:rPr>
+              <w:br/>
+              <w:t xml:space="preserve"/>
+            </w:r>
+            <w:r>
+              <w:rPr>
+                <w:rFonts w:ascii="Arial" w:cs="Arial" w:eastAsia="Arial" w:hAnsi="Arial"/>
+                <w:b w:val="false"/>
+                <w:bCs w:val="false"/>
+                <w:i w:val="false"/>
+                <w:iCs w:val="false"/>
+                <w:color w:val="000000"/>
+                <w:sz w:val="20"/>
+                <w:szCs w:val="20"/>
+              </w:rPr>
+              <w:t xml:space="preserve">    • math.pow(x, y) : x to the power of y (same as x  y)</w:t>
+            </w:r>
+            <w:r>
+              <w:rPr>
+                <w:rFonts w:ascii="Arial" w:cs="Arial" w:eastAsia="Arial" w:hAnsi="Arial"/>
+                <w:sz w:val="20"/>
+                <w:szCs w:val="20"/>
+              </w:rPr>
+              <w:br/>
+              <w:t xml:space="preserve"/>
+            </w:r>
+            <w:r>
+              <w:rPr>
+                <w:rFonts w:ascii="Arial" w:cs="Arial" w:eastAsia="Arial" w:hAnsi="Arial"/>
+                <w:b w:val="false"/>
+                <w:bCs w:val="false"/>
+                <w:i w:val="false"/>
+                <w:iCs w:val="false"/>
+                <w:color w:val="000000"/>
+                <w:sz w:val="20"/>
+                <w:szCs w:val="20"/>
+              </w:rPr>
+              <w:t xml:space="preserve">    • math.ceil(x) : round UP to nearest integer</w:t>
+            </w:r>
+            <w:r>
+              <w:rPr>
+                <w:rFonts w:ascii="Arial" w:cs="Arial" w:eastAsia="Arial" w:hAnsi="Arial"/>
+                <w:sz w:val="20"/>
+                <w:szCs w:val="20"/>
+              </w:rPr>
+              <w:br/>
+              <w:t xml:space="preserve"/>
+            </w:r>
+            <w:r>
+              <w:rPr>
+                <w:rFonts w:ascii="Arial" w:cs="Arial" w:eastAsia="Arial" w:hAnsi="Arial"/>
+                <w:b w:val="false"/>
+                <w:bCs w:val="false"/>
+                <w:i w:val="false"/>
+                <w:iCs w:val="false"/>
+                <w:color w:val="000000"/>
+                <w:sz w:val="20"/>
+                <w:szCs w:val="20"/>
+              </w:rPr>
+              <w:t xml:space="preserve">    • math.floor(x) : round DOWN to nearest integer</w:t>
+            </w:r>
+            <w:r>
+              <w:rPr>
+                <w:rFonts w:ascii="Arial" w:cs="Arial" w:eastAsia="Arial" w:hAnsi="Arial"/>
+                <w:sz w:val="20"/>
+                <w:szCs w:val="20"/>
+              </w:rPr>
+              <w:br/>
+              <w:t xml:space="preserve"/>
+            </w:r>
+            <w:r>
+              <w:rPr>
+                <w:rFonts w:ascii="Arial" w:cs="Arial" w:eastAsia="Arial" w:hAnsi="Arial"/>
+                <w:b w:val="false"/>
+                <w:bCs w:val="false"/>
+                <w:i w:val="false"/>
+                <w:iCs w:val="false"/>
+                <w:color w:val="000000"/>
+                <w:sz w:val="20"/>
+                <w:szCs w:val="20"/>
+              </w:rPr>
+              <w:t xml:space="preserve">    • math.fabs(x) : absolute value (like abs())</w:t>
+            </w:r>
+            <w:r>
+              <w:rPr>
+                <w:rFonts w:ascii="Arial" w:cs="Arial" w:eastAsia="Arial" w:hAnsi="Arial"/>
+                <w:sz w:val="20"/>
+                <w:szCs w:val="20"/>
+              </w:rPr>
+              <w:br/>
+              <w:t xml:space="preserve"/>
+            </w:r>
+            <w:r>
+              <w:rPr>
+                <w:rFonts w:ascii="Arial" w:cs="Arial" w:eastAsia="Arial" w:hAnsi="Arial"/>
+                <w:b w:val="false"/>
+                <w:bCs w:val="false"/>
+                <w:i w:val="false"/>
+                <w:iCs w:val="false"/>
+                <w:color w:val="000000"/>
+                <w:sz w:val="20"/>
+                <w:szCs w:val="20"/>
+              </w:rPr>
+              <w:t xml:space="preserve">    • math.pi : π ≈ 3.14159...</w:t>
+            </w:r>
+            <w:r>
+              <w:rPr>
+                <w:rFonts w:ascii="Arial" w:cs="Arial" w:eastAsia="Arial" w:hAnsi="Arial"/>
+                <w:sz w:val="20"/>
+                <w:szCs w:val="20"/>
+              </w:rPr>
+              <w:br/>
+              <w:t xml:space="preserve"/>
+            </w:r>
+            <w:r>
+              <w:rPr>
+                <w:rFonts w:ascii="Arial" w:cs="Arial" w:eastAsia="Arial" w:hAnsi="Arial"/>
+                <w:b w:val="false"/>
+                <w:bCs w:val="false"/>
+                <w:i w:val="false"/>
+                <w:iCs w:val="false"/>
+                <w:color w:val="000000"/>
+                <w:sz w:val="20"/>
+                <w:szCs w:val="20"/>
+              </w:rPr>
+              <w:t xml:space="preserve">    • math.e : e ≈ 2.71828...</w:t>
+            </w:r>
+            <w:r>
+              <w:rPr>
+                <w:rFonts w:ascii="Arial" w:cs="Arial" w:eastAsia="Arial" w:hAnsi="Arial"/>
+                <w:sz w:val="20"/>
+                <w:szCs w:val="20"/>
+              </w:rPr>
+              <w:br/>
+              <w:t xml:space="preserve"/>
+            </w:r>
+            <w:r>
+              <w:rPr>
+                <w:rFonts w:ascii="Arial" w:cs="Arial" w:eastAsia="Arial" w:hAnsi="Arial"/>
+                <w:sz w:val="20"/>
+                <w:szCs w:val="20"/>
+              </w:rPr>
+              <w:br/>
+              <w:t xml:space="preserve"/>
+            </w:r>
+            <w:r>
+              <w:rPr>
+                <w:rFonts w:ascii="Arial" w:cs="Arial" w:eastAsia="Arial" w:hAnsi="Arial"/>
+                <w:b/>
+                <w:bCs/>
+                <w:i w:val="false"/>
+                <w:iCs w:val="false"/>
+                <w:color w:val="000000"/>
+                <w:sz w:val="20"/>
+                <w:szCs w:val="20"/>
+              </w:rPr>
+              <w:t xml:space="preserve">Vocabulary: </w:t>
+            </w:r>
+            <w:r>
+              <w:rPr>
+                <w:rFonts w:ascii="Arial" w:cs="Arial" w:eastAsia="Arial" w:hAnsi="Arial"/>
+                <w:b w:val="false"/>
+                <w:bCs w:val="false"/>
+                <w:i w:val="false"/>
+                <w:iCs w:val="false"/>
+                <w:color w:val="000000"/>
+                <w:sz w:val="20"/>
+                <w:szCs w:val="20"/>
+              </w:rPr>
+              <w:t xml:space="preserve">math module, `import math`, Common math functions, Math constants, Important</w:t>
+            </w:r>
+            <w:r>
+              <w:rPr>
+                <w:rFonts w:ascii="Arial" w:cs="Arial" w:eastAsia="Arial" w:hAnsi="Arial"/>
+                <w:sz w:val="20"/>
+                <w:szCs w:val="20"/>
+              </w:rPr>
+              <w:br/>
+              <w:t xml:space="preserve"/>
+            </w:r>
+            <w:r>
+              <w:rPr>
+                <w:rFonts w:ascii="Arial" w:cs="Arial" w:eastAsia="Arial" w:hAnsi="Arial"/>
+                <w:sz w:val="20"/>
+                <w:szCs w:val="20"/>
+              </w:rPr>
+              <w:br/>
+              <w:t xml:space="preserve"/>
+            </w:r>
+            <w:r>
+              <w:rPr>
+                <w:rFonts w:ascii="Arial" w:cs="Arial" w:eastAsia="Arial" w:hAnsi="Arial"/>
+                <w:b/>
+                <w:bCs/>
+                <w:i/>
+                <w:iCs/>
+                <w:color w:val="555555"/>
+                <w:sz w:val="20"/>
+                <w:szCs w:val="20"/>
+              </w:rPr>
+              <w:t xml:space="preserve">→ Live Demo — </w:t>
+            </w:r>
+            <w:r>
+              <w:rPr>
+                <w:rFonts w:ascii="Arial" w:cs="Arial" w:eastAsia="Arial" w:hAnsi="Arial"/>
+                <w:b w:val="false"/>
+                <w:bCs w:val="false"/>
+                <w:i/>
+                <w:iCs/>
+                <w:color w:val="555555"/>
+                <w:sz w:val="20"/>
+                <w:szCs w:val="20"/>
+              </w:rPr>
+              <w:t xml:space="preserve">type examples as students follow along in their own editor.</w:t>
+            </w:r>
+            <w:r>
+              <w:rPr>
+                <w:rFonts w:ascii="Arial" w:cs="Arial" w:eastAsia="Arial" w:hAnsi="Arial"/>
+                <w:sz w:val="20"/>
+                <w:szCs w:val="20"/>
+              </w:rPr>
+              <w:br/>
+              <w:t xml:space="preserve"/>
+            </w:r>
+            <w:r>
+              <w:rPr>
+                <w:rFonts w:ascii="Arial" w:cs="Arial" w:eastAsia="Arial" w:hAnsi="Arial"/>
+                <w:b/>
+                <w:bCs/>
+                <w:i/>
+                <w:iCs/>
+                <w:color w:val="555555"/>
+                <w:sz w:val="20"/>
+                <w:szCs w:val="20"/>
+              </w:rPr>
+              <w:t xml:space="preserve">→ Check for Understanding: </w:t>
+            </w:r>
+            <w:r>
+              <w:rPr>
+                <w:rFonts w:ascii="Arial" w:cs="Arial" w:eastAsia="Arial" w:hAnsi="Arial"/>
+                <w:b w:val="false"/>
+                <w:bCs w:val="false"/>
+                <w:i/>
+                <w:iCs/>
+                <w:color w:val="555555"/>
+                <w:sz w:val="20"/>
+                <w:szCs w:val="20"/>
+              </w:rPr>
+              <w:t xml:space="preserve">pause and cold-call: “Can someone explain what we just did in their own words?”</w:t>
             </w:r>
           </w:p>
         </w:tc>
@@ -377,9 +999,9 @@
               <w:right w:val="single" w:color="CCCCCC" w:sz="1"/>
             </w:tcBorders>
             <w:tcMar>
-              <w:top w:type="dxa" w:w="60"/>
+              <w:top w:type="dxa" w:w="80"/>
               <w:left w:type="dxa" w:w="120"/>
-              <w:bottom w:type="dxa" w:w="60"/>
+              <w:bottom w:type="dxa" w:w="80"/>
               <w:right w:type="dxa" w:w="120"/>
             </w:tcMar>
           </w:tcPr>
@@ -406,20 +1028,90 @@
               <w:right w:val="single" w:color="CCCCCC" w:sz="1"/>
             </w:tcBorders>
             <w:tcMar>
-              <w:top w:type="dxa" w:w="60"/>
+              <w:top w:type="dxa" w:w="80"/>
               <w:left w:type="dxa" w:w="120"/>
-              <w:bottom w:type="dxa" w:w="60"/>
+              <w:bottom w:type="dxa" w:w="80"/>
               <w:right w:type="dxa" w:w="120"/>
             </w:tcMar>
           </w:tcPr>
           <w:p>
-            <w:r>
-              <w:rPr>
-                <w:rFonts w:ascii="Arial" w:cs="Arial" w:eastAsia="Arial" w:hAnsi="Arial"/>
-                <w:sz w:val="20"/>
-                <w:szCs w:val="20"/>
+            <w:pPr>
+              <w:spacing w:after="80" w:before="80"/>
+            </w:pPr>
+            <w:r>
+              <w:rPr>
+                <w:rFonts w:ascii="Arial" w:cs="Arial" w:eastAsia="Arial" w:hAnsi="Arial"/>
+                <w:b/>
+                <w:bCs/>
+                <w:i w:val="false"/>
+                <w:iCs w:val="false"/>
+                <w:color w:val="000000"/>
+                <w:sz w:val="22"/>
+                <w:szCs w:val="22"/>
               </w:rPr>
               <w:t xml:space="preserve">Guided Practice</w:t>
+            </w:r>
+            <w:r>
+              <w:rPr>
+                <w:rFonts w:ascii="Arial" w:cs="Arial" w:eastAsia="Arial" w:hAnsi="Arial"/>
+                <w:sz w:val="20"/>
+                <w:szCs w:val="20"/>
+              </w:rPr>
+              <w:br/>
+              <w:t xml:space="preserve"/>
+            </w:r>
+            <w:r>
+              <w:rPr>
+                <w:rFonts w:ascii="Arial" w:cs="Arial" w:eastAsia="Arial" w:hAnsi="Arial"/>
+                <w:sz w:val="20"/>
+                <w:szCs w:val="20"/>
+              </w:rPr>
+              <w:br/>
+              <w:t xml:space="preserve"/>
+            </w:r>
+            <w:r>
+              <w:rPr>
+                <w:rFonts w:ascii="Arial" w:cs="Arial" w:eastAsia="Arial" w:hAnsi="Arial"/>
+                <w:b w:val="false"/>
+                <w:bCs w:val="false"/>
+                <w:i w:val="false"/>
+                <w:iCs w:val="false"/>
+                <w:color w:val="000000"/>
+                <w:sz w:val="20"/>
+                <w:szCs w:val="20"/>
+              </w:rPr>
+              <w:t xml:space="preserve">1. Import the math module.</w:t>
+            </w:r>
+            <w:r>
+              <w:rPr>
+                <w:rFonts w:ascii="Arial" w:cs="Arial" w:eastAsia="Arial" w:hAnsi="Arial"/>
+                <w:sz w:val="20"/>
+                <w:szCs w:val="20"/>
+              </w:rPr>
+              <w:br/>
+              <w:t xml:space="preserve"/>
+            </w:r>
+            <w:r>
+              <w:rPr>
+                <w:rFonts w:ascii="Arial" w:cs="Arial" w:eastAsia="Arial" w:hAnsi="Arial"/>
+                <w:sz w:val="20"/>
+                <w:szCs w:val="20"/>
+              </w:rPr>
+              <w:br/>
+              <w:t xml:space="preserve"/>
+            </w:r>
+            <w:r>
+              <w:rPr>
+                <w:rFonts w:ascii="Arial" w:cs="Arial" w:eastAsia="Arial" w:hAnsi="Arial"/>
+                <w:b w:val="false"/>
+                <w:bCs w:val="false"/>
+                <w:i/>
+                <w:iCs/>
+                <w:color w:val="555555"/>
+                <w:sz w:val="20"/>
+                <w:szCs w:val="20"/>
+              </w:rPr>
+              <w:t xml:space="preserve">→ Teacher models — students try alongside, then compare results.</w:t>
             </w:r>
           </w:p>
         </w:tc>
@@ -435,9 +1127,9 @@
               <w:right w:val="single" w:color="CCCCCC" w:sz="1"/>
             </w:tcBorders>
             <w:tcMar>
-              <w:top w:type="dxa" w:w="60"/>
+              <w:top w:type="dxa" w:w="80"/>
               <w:left w:type="dxa" w:w="120"/>
-              <w:bottom w:type="dxa" w:w="60"/>
+              <w:bottom w:type="dxa" w:w="80"/>
               <w:right w:type="dxa" w:w="120"/>
             </w:tcMar>
           </w:tcPr>
@@ -450,7 +1142,7 @@
                 <w:sz w:val="20"/>
                 <w:szCs w:val="20"/>
               </w:rPr>
-              <w:t xml:space="preserve">15-20 min</w:t>
+              <w:t xml:space="preserve">15–20 min</w:t>
             </w:r>
           </w:p>
         </w:tc>
@@ -464,20 +1156,164 @@
               <w:right w:val="single" w:color="CCCCCC" w:sz="1"/>
             </w:tcBorders>
             <w:tcMar>
-              <w:top w:type="dxa" w:w="60"/>
+              <w:top w:type="dxa" w:w="80"/>
               <w:left w:type="dxa" w:w="120"/>
-              <w:bottom w:type="dxa" w:w="60"/>
+              <w:bottom w:type="dxa" w:w="80"/>
               <w:right w:type="dxa" w:w="120"/>
             </w:tcMar>
           </w:tcPr>
           <w:p>
-            <w:r>
-              <w:rPr>
-                <w:rFonts w:ascii="Arial" w:cs="Arial" w:eastAsia="Arial" w:hAnsi="Arial"/>
-                <w:sz w:val="20"/>
-                <w:szCs w:val="20"/>
+            <w:pPr>
+              <w:spacing w:after="80" w:before="80"/>
+            </w:pPr>
+            <w:r>
+              <w:rPr>
+                <w:rFonts w:ascii="Arial" w:cs="Arial" w:eastAsia="Arial" w:hAnsi="Arial"/>
+                <w:b/>
+                <w:bCs/>
+                <w:i w:val="false"/>
+                <w:iCs w:val="false"/>
+                <w:color w:val="000000"/>
+                <w:sz w:val="22"/>
+                <w:szCs w:val="22"/>
               </w:rPr>
               <w:t xml:space="preserve">Independent Practice / Code Along</w:t>
+            </w:r>
+            <w:r>
+              <w:rPr>
+                <w:rFonts w:ascii="Arial" w:cs="Arial" w:eastAsia="Arial" w:hAnsi="Arial"/>
+                <w:sz w:val="20"/>
+                <w:szCs w:val="20"/>
+              </w:rPr>
+              <w:br/>
+              <w:t xml:space="preserve"/>
+            </w:r>
+            <w:r>
+              <w:rPr>
+                <w:rFonts w:ascii="Arial" w:cs="Arial" w:eastAsia="Arial" w:hAnsi="Arial"/>
+                <w:b/>
+                <w:bCs/>
+                <w:i w:val="false"/>
+                <w:iCs w:val="false"/>
+                <w:color w:val="000000"/>
+                <w:sz w:val="20"/>
+                <w:szCs w:val="20"/>
+              </w:rPr>
+              <w:t xml:space="preserve">    Beginner: </w:t>
+            </w:r>
+            <w:r>
+              <w:rPr>
+                <w:rFonts w:ascii="Arial" w:cs="Arial" w:eastAsia="Arial" w:hAnsi="Arial"/>
+                <w:b w:val="false"/>
+                <w:bCs w:val="false"/>
+                <w:i w:val="false"/>
+                <w:iCs w:val="false"/>
+                <w:color w:val="000000"/>
+                <w:sz w:val="20"/>
+                <w:szCs w:val="20"/>
+              </w:rPr>
+              <w:t xml:space="preserve">- Ask for the radius of a circle - Calculate area using math.pi * r  2 - Calculate circumference using 2 * math.pi * r - Print both with 2 d…</w:t>
+            </w:r>
+            <w:r>
+              <w:rPr>
+                <w:rFonts w:ascii="Arial" w:cs="Arial" w:eastAsia="Arial" w:hAnsi="Arial"/>
+                <w:sz w:val="20"/>
+                <w:szCs w:val="20"/>
+              </w:rPr>
+              <w:br/>
+              <w:t xml:space="preserve"/>
+            </w:r>
+            <w:r>
+              <w:rPr>
+                <w:rFonts w:ascii="Arial" w:cs="Arial" w:eastAsia="Arial" w:hAnsi="Arial"/>
+                <w:b/>
+                <w:bCs/>
+                <w:i w:val="false"/>
+                <w:iCs w:val="false"/>
+                <w:color w:val="000000"/>
+                <w:sz w:val="20"/>
+                <w:szCs w:val="20"/>
+              </w:rPr>
+              <w:t xml:space="preserve">    Intermediate: </w:t>
+            </w:r>
+            <w:r>
+              <w:rPr>
+                <w:rFonts w:ascii="Arial" w:cs="Arial" w:eastAsia="Arial" w:hAnsi="Arial"/>
+                <w:b w:val="false"/>
+                <w:bCs w:val="false"/>
+                <w:i w:val="false"/>
+                <w:iCs w:val="false"/>
+                <w:color w:val="000000"/>
+                <w:sz w:val="20"/>
+                <w:szCs w:val="20"/>
+              </w:rPr>
+              <w:t xml:space="preserve">- Ask the user for two numbers (sides of a right triangle) - Calculate the hypotenuse using math.sqrt(a2 + b2) - Print the hypotenuse with 2…</w:t>
+            </w:r>
+            <w:r>
+              <w:rPr>
+                <w:rFonts w:ascii="Arial" w:cs="Arial" w:eastAsia="Arial" w:hAnsi="Arial"/>
+                <w:sz w:val="20"/>
+                <w:szCs w:val="20"/>
+              </w:rPr>
+              <w:br/>
+              <w:t xml:space="preserve"/>
+            </w:r>
+            <w:r>
+              <w:rPr>
+                <w:rFonts w:ascii="Arial" w:cs="Arial" w:eastAsia="Arial" w:hAnsi="Arial"/>
+                <w:b/>
+                <w:bCs/>
+                <w:i w:val="false"/>
+                <w:iCs w:val="false"/>
+                <w:color w:val="000000"/>
+                <w:sz w:val="20"/>
+                <w:szCs w:val="20"/>
+              </w:rPr>
+              <w:t xml:space="preserve">    Challenge: </w:t>
+            </w:r>
+            <w:r>
+              <w:rPr>
+                <w:rFonts w:ascii="Arial" w:cs="Arial" w:eastAsia="Arial" w:hAnsi="Arial"/>
+                <w:b w:val="false"/>
+                <w:bCs w:val="false"/>
+                <w:i w:val="false"/>
+                <w:iCs w:val="false"/>
+                <w:color w:val="000000"/>
+                <w:sz w:val="20"/>
+                <w:szCs w:val="20"/>
+              </w:rPr>
+              <w:t xml:space="preserve">- Ask the user for a number - Calculate its square root using math.sqrt() - Round the square root UP using math.ceil() - Round the square ro…</w:t>
+            </w:r>
+            <w:r>
+              <w:rPr>
+                <w:rFonts w:ascii="Arial" w:cs="Arial" w:eastAsia="Arial" w:hAnsi="Arial"/>
+                <w:sz w:val="20"/>
+                <w:szCs w:val="20"/>
+              </w:rPr>
+              <w:br/>
+              <w:t xml:space="preserve"/>
+            </w:r>
+            <w:r>
+              <w:rPr>
+                <w:rFonts w:ascii="Arial" w:cs="Arial" w:eastAsia="Arial" w:hAnsi="Arial"/>
+                <w:sz w:val="20"/>
+                <w:szCs w:val="20"/>
+              </w:rPr>
+              <w:br/>
+              <w:t xml:space="preserve"/>
+            </w:r>
+            <w:r>
+              <w:rPr>
+                <w:rFonts w:ascii="Arial" w:cs="Arial" w:eastAsia="Arial" w:hAnsi="Arial"/>
+                <w:b w:val="false"/>
+                <w:bCs w:val="false"/>
+                <w:i/>
+                <w:iCs/>
+                <w:color w:val="555555"/>
+                <w:sz w:val="20"/>
+                <w:szCs w:val="20"/>
+              </w:rPr>
+              <w:t xml:space="preserve">→ Teacher circulates — offer hints, check for understanding.</w:t>
             </w:r>
           </w:p>
         </w:tc>
@@ -493,9 +1329,9 @@
               <w:right w:val="single" w:color="CCCCCC" w:sz="1"/>
             </w:tcBorders>
             <w:tcMar>
-              <w:top w:type="dxa" w:w="60"/>
+              <w:top w:type="dxa" w:w="80"/>
               <w:left w:type="dxa" w:w="120"/>
-              <w:bottom w:type="dxa" w:w="60"/>
+              <w:bottom w:type="dxa" w:w="80"/>
               <w:right w:type="dxa" w:w="120"/>
             </w:tcMar>
           </w:tcPr>
@@ -522,20 +1358,90 @@
               <w:right w:val="single" w:color="CCCCCC" w:sz="1"/>
             </w:tcBorders>
             <w:tcMar>
-              <w:top w:type="dxa" w:w="60"/>
+              <w:top w:type="dxa" w:w="80"/>
               <w:left w:type="dxa" w:w="120"/>
-              <w:bottom w:type="dxa" w:w="60"/>
+              <w:bottom w:type="dxa" w:w="80"/>
               <w:right w:type="dxa" w:w="120"/>
             </w:tcMar>
           </w:tcPr>
           <w:p>
-            <w:r>
-              <w:rPr>
-                <w:rFonts w:ascii="Arial" w:cs="Arial" w:eastAsia="Arial" w:hAnsi="Arial"/>
-                <w:sz w:val="20"/>
-                <w:szCs w:val="20"/>
+            <w:pPr>
+              <w:spacing w:after="80" w:before="80"/>
+            </w:pPr>
+            <w:r>
+              <w:rPr>
+                <w:rFonts w:ascii="Arial" w:cs="Arial" w:eastAsia="Arial" w:hAnsi="Arial"/>
+                <w:b/>
+                <w:bCs/>
+                <w:i w:val="false"/>
+                <w:iCs w:val="false"/>
+                <w:color w:val="000000"/>
+                <w:sz w:val="22"/>
+                <w:szCs w:val="22"/>
               </w:rPr>
               <w:t xml:space="preserve">Exit Ticket / Wrap-Up</w:t>
+            </w:r>
+            <w:r>
+              <w:rPr>
+                <w:rFonts w:ascii="Arial" w:cs="Arial" w:eastAsia="Arial" w:hAnsi="Arial"/>
+                <w:sz w:val="20"/>
+                <w:szCs w:val="20"/>
+              </w:rPr>
+              <w:br/>
+              <w:t xml:space="preserve"/>
+            </w:r>
+            <w:r>
+              <w:rPr>
+                <w:rFonts w:ascii="Arial" w:cs="Arial" w:eastAsia="Arial" w:hAnsi="Arial"/>
+                <w:sz w:val="20"/>
+                <w:szCs w:val="20"/>
+              </w:rPr>
+              <w:br/>
+              <w:t xml:space="preserve"/>
+            </w:r>
+            <w:r>
+              <w:rPr>
+                <w:rFonts w:ascii="Arial" w:cs="Arial" w:eastAsia="Arial" w:hAnsi="Arial"/>
+                <w:b w:val="false"/>
+                <w:bCs w:val="false"/>
+                <w:i w:val="false"/>
+                <w:iCs w:val="false"/>
+                <w:color w:val="000000"/>
+                <w:sz w:val="20"/>
+                <w:szCs w:val="20"/>
+              </w:rPr>
+              <w:t xml:space="preserve">Quick Check: Import and use the math module to perform advanced mathematical operations?</w:t>
+            </w:r>
+            <w:r>
+              <w:rPr>
+                <w:rFonts w:ascii="Arial" w:cs="Arial" w:eastAsia="Arial" w:hAnsi="Arial"/>
+                <w:sz w:val="20"/>
+                <w:szCs w:val="20"/>
+              </w:rPr>
+              <w:br/>
+              <w:t xml:space="preserve"/>
+            </w:r>
+            <w:r>
+              <w:rPr>
+                <w:rFonts w:ascii="Arial" w:cs="Arial" w:eastAsia="Arial" w:hAnsi="Arial"/>
+                <w:sz w:val="20"/>
+                <w:szCs w:val="20"/>
+              </w:rPr>
+              <w:br/>
+              <w:t xml:space="preserve"/>
+            </w:r>
+            <w:r>
+              <w:rPr>
+                <w:rFonts w:ascii="Arial" w:cs="Arial" w:eastAsia="Arial" w:hAnsi="Arial"/>
+                <w:b w:val="false"/>
+                <w:bCs w:val="false"/>
+                <w:i/>
+                <w:iCs/>
+                <w:color w:val="555555"/>
+                <w:sz w:val="20"/>
+                <w:szCs w:val="20"/>
+              </w:rPr>
+              <w:t xml:space="preserve">→ 3–2–1: Name 3 things learned, 2 new vocab words, 1 question you still have.</w:t>
             </w:r>
           </w:p>
         </w:tc>
@@ -890,7 +1796,7 @@
                 <w:sz w:val="18"/>
                 <w:szCs w:val="18"/>
               </w:rPr>
-              <w:t xml:space="preserve"># Square root</w:t>
+              <w:t xml:space="preserve"> </w:t>
             </w:r>
           </w:p>
           <w:p>
@@ -955,7 +1861,7 @@
                 <w:sz w:val="18"/>
                 <w:szCs w:val="18"/>
               </w:rPr>
-              <w:t xml:space="preserve"># Power function</w:t>
+              <w:t xml:space="preserve"> </w:t>
             </w:r>
           </w:p>
           <w:p>
@@ -1007,7 +1913,7 @@
                 <w:sz w:val="18"/>
                 <w:szCs w:val="18"/>
               </w:rPr>
-              <w:t xml:space="preserve"># Using the constant pi</w:t>
+              <w:t xml:space="preserve"> </w:t>
             </w:r>
           </w:p>
           <w:p>
@@ -1085,7 +1991,7 @@
                 <w:sz w:val="18"/>
                 <w:szCs w:val="18"/>
               </w:rPr>
-              <w:t xml:space="preserve"># Rounding functions</w:t>
+              <w:t xml:space="preserve"> </w:t>
             </w:r>
           </w:p>
           <w:p>
@@ -1163,7 +2069,7 @@
                 <w:sz w:val="18"/>
                 <w:szCs w:val="18"/>
               </w:rPr>
-              <w:t xml:space="preserve"># Absolute value</w:t>
+              <w:t xml:space="preserve"> </w:t>
             </w:r>
           </w:p>
           <w:p>
@@ -1215,7 +2121,7 @@
                 <w:sz w:val="18"/>
                 <w:szCs w:val="18"/>
               </w:rPr>
-              <w:t xml:space="preserve"># Practical example: distance formula</w:t>
+              <w:t xml:space="preserve"> </w:t>
             </w:r>
           </w:p>
           <w:p>
@@ -1306,7 +2212,7 @@
                 <w:sz w:val="18"/>
                 <w:szCs w:val="18"/>
               </w:rPr>
-              <w:t xml:space="preserve"># Pythagorean theorem</w:t>
+              <w:t xml:space="preserve"> </w:t>
             </w:r>
           </w:p>
           <w:p>
@@ -1384,7 +2290,7 @@
                 <w:sz w:val="18"/>
                 <w:szCs w:val="18"/>
               </w:rPr>
-              <w:t xml:space="preserve"># Circle calculations</w:t>
+              <w:t xml:space="preserve"> </w:t>
             </w:r>
           </w:p>
           <w:p>
@@ -1475,7 +2381,7 @@
                 <w:sz w:val="18"/>
                 <w:szCs w:val="18"/>
               </w:rPr>
-              <w:t xml:space="preserve"># Alternative: import specific items</w:t>
+              <w:t xml:space="preserve"> </w:t>
             </w:r>
           </w:p>
           <w:p>
@@ -1726,19 +2632,6 @@
                 <w:sz w:val="18"/>
                 <w:szCs w:val="18"/>
               </w:rPr>
-              <w:t xml:space="preserve"># Problem 1 Example</w:t>
-            </w:r>
-          </w:p>
-          <w:p>
-            <w:pPr>
-              <w:spacing w:after="20"/>
-            </w:pPr>
-            <w:r>
-              <w:rPr>
-                <w:rFonts w:ascii="Courier New" w:cs="Courier New" w:eastAsia="Courier New" w:hAnsi="Courier New"/>
-                <w:sz w:val="18"/>
-                <w:szCs w:val="18"/>
-              </w:rPr>
               <w:t xml:space="preserve">import math</w:t>
             </w:r>
           </w:p>
@@ -1830,7 +2723,7 @@
                 <w:sz w:val="18"/>
                 <w:szCs w:val="18"/>
               </w:rPr>
-              <w:t xml:space="preserve"># Problem 2 Example</w:t>
+              <w:t xml:space="preserve"> </w:t>
             </w:r>
           </w:p>
           <w:p>
@@ -1947,7 +2840,7 @@
                 <w:sz w:val="18"/>
                 <w:szCs w:val="18"/>
               </w:rPr>
-              <w:t xml:space="preserve"># Problem 3 Example</w:t>
+              <w:t xml:space="preserve"> </w:t>
             </w:r>
           </w:p>
           <w:p>

--- a/Coding 1 - year/Unit 2 - Variables, Data Types & Expressions/Daily Lesson Plans/Word/Day 29.docx
+++ b/Coding 1 - year/Unit 2 - Variables, Data Types & Expressions/Daily Lesson Plans/Word/Day 29.docx
@@ -380,7 +380,7 @@
                 <w:sz w:val="20"/>
                 <w:szCs w:val="20"/>
               </w:rPr>
-              <w:t xml:space="preserve">    In your own words: Import and use the math module to perform advanced mathematical operations?</w:t>
+              <w:t xml:space="preserve">    Think about The Math Module — import math, math.sqrt(), math.pi, math.ceil/floor. Where might you use this in a real project, and why would it matter?</w:t>
             </w:r>
             <w:r>
               <w:rPr>
@@ -477,7 +477,7 @@
                 <w:sz w:val="20"/>
                 <w:szCs w:val="20"/>
               </w:rPr>
-              <w:t xml:space="preserve">Today's Goal: By the end of class you will be able to import and use the math module to perform advanced mathematical operations.</w:t>
+              <w:t xml:space="preserve">Today’s Goal: By the end of class you will be able to import and use the math module to perform advanced mathematical operations.</w:t>
             </w:r>
             <w:r>
               <w:rPr>
@@ -1410,7 +1410,7 @@
                 <w:sz w:val="20"/>
                 <w:szCs w:val="20"/>
               </w:rPr>
-              <w:t xml:space="preserve">Quick Check: Import and use the math module to perform advanced mathematical operations?</w:t>
+              <w:t xml:space="preserve">What is one important thing you learned about The Math Module — import math, math.sqrt(), math.pi, math.ceil/floor today? How would you explain it to someone?</w:t>
             </w:r>
             <w:r>
               <w:rPr>
